--- a/Andrew-Molnar-Resume.docx
+++ b/Andrew-Molnar-Resume.docx
@@ -387,7 +387,7 @@
           <w:sz w:val="18"/>
           <w:u w:val="none"/>
         </w:rPr>
-        <w:t>Delivered Ansible and Molecule training, mentored engineers, and established repeatable practices across distributed enterprise teams.</w:t>
+        <w:t>Created an internal Ansible development toolchain comprising Ansible Micro Galaxy (µGalaxy) for standardized project generation and Ansible Pilot for real-time playbook validation, guided remediation, host management, and execution simulation.</w:t>
       </w:r>
     </w:p>
     <w:p>
